--- a/系统演示文档/演示文档_宿舍报修_软件工程2号小组.docx
+++ b/系统演示文档/演示文档_宿舍报修_软件工程2号小组.docx
@@ -46,18 +46,18 @@
       <w:pPr>
         <w:pStyle w:val="3"/>
         <w:rPr>
-          <w:rFonts w:ascii="黑体" w:eastAsia="黑体" w:hAnsi="黑体"/>
-          <w:color w:val="000000" w:themeColor="text1"/>
-        </w:rPr>
-      </w:pPr>
-      <w:r>
-        <w:rPr>
-          <w:rFonts w:ascii="黑体" w:eastAsia="黑体" w:hAnsi="黑体"/>
-          <w:noProof/>
-          <w:color w:val="000000" w:themeColor="text1"/>
-        </w:rPr>
-        <w:drawing>
-          <wp:inline distT="0" distB="0" distL="0" distR="0" wp14:anchorId="3DACFADB" wp14:editId="70D41A89">
+          <w:rFonts w:ascii="黑体" w:eastAsia="黑体" w:hAnsi="黑体" w:hint="eastAsia"/>
+          <w:color w:val="000000" w:themeColor="text1"/>
+        </w:rPr>
+      </w:pPr>
+      <w:r>
+        <w:rPr>
+          <w:rFonts w:ascii="黑体" w:eastAsia="黑体" w:hAnsi="黑体"/>
+          <w:noProof/>
+          <w:color w:val="000000" w:themeColor="text1"/>
+        </w:rPr>
+        <w:drawing>
+          <wp:inline distT="0" distB="0" distL="0" distR="0" wp14:anchorId="3DACFADB" wp14:editId="4F0ECC02">
             <wp:extent cx="5263515" cy="515620"/>
             <wp:effectExtent l="0" t="0" r="0" b="0"/>
             <wp:docPr id="1233359284" name="图片 61"/>
@@ -110,7 +110,7 @@
       <w:pPr>
         <w:pStyle w:val="3"/>
         <w:rPr>
-          <w:rFonts w:ascii="黑体" w:eastAsia="黑体" w:hAnsi="黑体"/>
+          <w:rFonts w:ascii="黑体" w:eastAsia="黑体" w:hAnsi="黑体" w:hint="eastAsia"/>
           <w:color w:val="000000" w:themeColor="text1"/>
         </w:rPr>
       </w:pPr>
@@ -128,7 +128,7 @@
           <w:color w:val="000000" w:themeColor="text1"/>
         </w:rPr>
         <w:drawing>
-          <wp:inline distT="0" distB="0" distL="0" distR="0" wp14:anchorId="42084567" wp14:editId="585FDDFD">
+          <wp:inline distT="0" distB="0" distL="0" distR="0" wp14:anchorId="42084567" wp14:editId="16A83BE7">
             <wp:extent cx="5275580" cy="1148715"/>
             <wp:effectExtent l="0" t="0" r="1270" b="0"/>
             <wp:docPr id="1580470516" name="图片 62"/>
@@ -181,7 +181,7 @@
       <w:pPr>
         <w:pStyle w:val="3"/>
         <w:rPr>
-          <w:rFonts w:ascii="黑体" w:eastAsia="黑体" w:hAnsi="黑体"/>
+          <w:rFonts w:ascii="黑体" w:eastAsia="黑体" w:hAnsi="黑体" w:hint="eastAsia"/>
           <w:color w:val="000000" w:themeColor="text1"/>
         </w:rPr>
       </w:pPr>
@@ -197,7 +197,7 @@
       <w:pPr>
         <w:pStyle w:val="3"/>
         <w:rPr>
-          <w:rFonts w:ascii="黑体" w:eastAsia="黑体" w:hAnsi="黑体"/>
+          <w:rFonts w:ascii="黑体" w:eastAsia="黑体" w:hAnsi="黑体" w:hint="eastAsia"/>
           <w:color w:val="000000" w:themeColor="text1"/>
         </w:rPr>
       </w:pPr>
@@ -268,7 +268,7 @@
       <w:pPr>
         <w:pStyle w:val="3"/>
         <w:rPr>
-          <w:rFonts w:ascii="黑体" w:eastAsia="黑体" w:hAnsi="黑体"/>
+          <w:rFonts w:ascii="黑体" w:eastAsia="黑体" w:hAnsi="黑体" w:hint="eastAsia"/>
           <w:color w:val="000000" w:themeColor="text1"/>
         </w:rPr>
       </w:pPr>
@@ -492,7 +492,7 @@
       <w:pPr>
         <w:pStyle w:val="3"/>
         <w:rPr>
-          <w:rFonts w:ascii="黑体" w:eastAsia="黑体" w:hAnsi="黑体"/>
+          <w:rFonts w:ascii="黑体" w:eastAsia="黑体" w:hAnsi="黑体" w:hint="eastAsia"/>
           <w:color w:val="000000" w:themeColor="text1"/>
         </w:rPr>
       </w:pPr>
@@ -557,7 +557,7 @@
       <w:pPr>
         <w:pStyle w:val="3"/>
         <w:rPr>
-          <w:rFonts w:ascii="黑体" w:eastAsia="黑体" w:hAnsi="黑体"/>
+          <w:rFonts w:ascii="黑体" w:eastAsia="黑体" w:hAnsi="黑体" w:hint="eastAsia"/>
           <w:color w:val="000000" w:themeColor="text1"/>
         </w:rPr>
       </w:pPr>
@@ -573,7 +573,7 @@
       <w:pPr>
         <w:pStyle w:val="3"/>
         <w:rPr>
-          <w:rFonts w:ascii="黑体" w:eastAsia="黑体" w:hAnsi="黑体"/>
+          <w:rFonts w:ascii="黑体" w:eastAsia="黑体" w:hAnsi="黑体" w:hint="eastAsia"/>
           <w:color w:val="000000" w:themeColor="text1"/>
         </w:rPr>
       </w:pPr>
@@ -820,7 +820,7 @@
       <w:pPr>
         <w:pStyle w:val="3"/>
         <w:rPr>
-          <w:rFonts w:ascii="黑体" w:eastAsia="黑体" w:hAnsi="黑体"/>
+          <w:rFonts w:ascii="黑体" w:eastAsia="黑体" w:hAnsi="黑体" w:hint="eastAsia"/>
           <w:color w:val="000000" w:themeColor="text1"/>
         </w:rPr>
       </w:pPr>
@@ -891,16 +891,16 @@
       <w:pPr>
         <w:pStyle w:val="3"/>
         <w:rPr>
-          <w:rFonts w:ascii="黑体" w:eastAsia="黑体" w:hAnsi="黑体"/>
-          <w:color w:val="000000" w:themeColor="text1"/>
-        </w:rPr>
-      </w:pPr>
-    </w:p>
-    <w:p>
-      <w:pPr>
-        <w:pStyle w:val="3"/>
-        <w:rPr>
-          <w:rFonts w:ascii="黑体" w:eastAsia="黑体" w:hAnsi="黑体"/>
+          <w:rFonts w:ascii="黑体" w:eastAsia="黑体" w:hAnsi="黑体" w:hint="eastAsia"/>
+          <w:color w:val="000000" w:themeColor="text1"/>
+        </w:rPr>
+      </w:pPr>
+    </w:p>
+    <w:p>
+      <w:pPr>
+        <w:pStyle w:val="3"/>
+        <w:rPr>
+          <w:rFonts w:ascii="黑体" w:eastAsia="黑体" w:hAnsi="黑体" w:hint="eastAsia"/>
           <w:color w:val="000000" w:themeColor="text1"/>
         </w:rPr>
       </w:pPr>
@@ -964,7 +964,7 @@
       <w:pPr>
         <w:pStyle w:val="3"/>
         <w:rPr>
-          <w:rFonts w:ascii="黑体" w:eastAsia="黑体" w:hAnsi="黑体"/>
+          <w:rFonts w:ascii="黑体" w:eastAsia="黑体" w:hAnsi="黑体" w:hint="eastAsia"/>
           <w:color w:val="000000" w:themeColor="text1"/>
         </w:rPr>
       </w:pPr>
@@ -1035,7 +1035,7 @@
       <w:pPr>
         <w:pStyle w:val="3"/>
         <w:rPr>
-          <w:rFonts w:ascii="黑体" w:eastAsia="黑体" w:hAnsi="黑体"/>
+          <w:rFonts w:ascii="黑体" w:eastAsia="黑体" w:hAnsi="黑体" w:hint="eastAsia"/>
           <w:color w:val="000000" w:themeColor="text1"/>
         </w:rPr>
       </w:pPr>
@@ -1107,7 +1107,7 @@
       <w:pPr>
         <w:pStyle w:val="3"/>
         <w:rPr>
-          <w:rFonts w:ascii="黑体" w:eastAsia="黑体" w:hAnsi="黑体"/>
+          <w:rFonts w:ascii="黑体" w:eastAsia="黑体" w:hAnsi="黑体" w:hint="eastAsia"/>
           <w:color w:val="000000" w:themeColor="text1"/>
         </w:rPr>
       </w:pPr>
@@ -1233,7 +1233,7 @@
       <w:pPr>
         <w:pStyle w:val="3"/>
         <w:rPr>
-          <w:rFonts w:ascii="黑体" w:eastAsia="黑体" w:hAnsi="黑体"/>
+          <w:rFonts w:ascii="黑体" w:eastAsia="黑体" w:hAnsi="黑体" w:hint="eastAsia"/>
           <w:color w:val="000000" w:themeColor="text1"/>
         </w:rPr>
       </w:pPr>
@@ -1305,7 +1305,7 @@
       <w:pPr>
         <w:pStyle w:val="3"/>
         <w:rPr>
-          <w:rFonts w:ascii="黑体" w:eastAsia="黑体" w:hAnsi="黑体"/>
+          <w:rFonts w:ascii="黑体" w:eastAsia="黑体" w:hAnsi="黑体" w:hint="eastAsia"/>
           <w:color w:val="000000" w:themeColor="text1"/>
         </w:rPr>
       </w:pPr>
@@ -1376,7 +1376,7 @@
       <w:pPr>
         <w:pStyle w:val="3"/>
         <w:rPr>
-          <w:rFonts w:ascii="黑体" w:eastAsia="黑体" w:hAnsi="黑体"/>
+          <w:rFonts w:ascii="黑体" w:eastAsia="黑体" w:hAnsi="黑体" w:hint="eastAsia"/>
           <w:color w:val="000000" w:themeColor="text1"/>
         </w:rPr>
       </w:pPr>
@@ -1448,7 +1448,7 @@
       <w:pPr>
         <w:pStyle w:val="3"/>
         <w:rPr>
-          <w:rFonts w:ascii="黑体" w:eastAsia="黑体" w:hAnsi="黑体"/>
+          <w:rFonts w:ascii="黑体" w:eastAsia="黑体" w:hAnsi="黑体" w:hint="eastAsia"/>
           <w:color w:val="000000" w:themeColor="text1"/>
         </w:rPr>
       </w:pPr>
@@ -1519,7 +1519,7 @@
       <w:pPr>
         <w:pStyle w:val="3"/>
         <w:rPr>
-          <w:rFonts w:ascii="黑体" w:eastAsia="黑体" w:hAnsi="黑体"/>
+          <w:rFonts w:ascii="黑体" w:eastAsia="黑体" w:hAnsi="黑体" w:hint="eastAsia"/>
           <w:color w:val="000000" w:themeColor="text1"/>
         </w:rPr>
       </w:pPr>
@@ -1583,7 +1583,7 @@
       <w:pPr>
         <w:pStyle w:val="3"/>
         <w:rPr>
-          <w:rFonts w:ascii="黑体" w:eastAsia="黑体" w:hAnsi="黑体"/>
+          <w:rFonts w:ascii="黑体" w:eastAsia="黑体" w:hAnsi="黑体" w:hint="eastAsia"/>
           <w:color w:val="000000" w:themeColor="text1"/>
         </w:rPr>
       </w:pPr>
@@ -1655,7 +1655,7 @@
       <w:pPr>
         <w:pStyle w:val="3"/>
         <w:rPr>
-          <w:rFonts w:ascii="黑体" w:eastAsia="黑体" w:hAnsi="黑体"/>
+          <w:rFonts w:ascii="黑体" w:eastAsia="黑体" w:hAnsi="黑体" w:hint="eastAsia"/>
           <w:color w:val="000000" w:themeColor="text1"/>
         </w:rPr>
       </w:pPr>
@@ -1671,7 +1671,7 @@
       <w:pPr>
         <w:pStyle w:val="3"/>
         <w:rPr>
-          <w:rFonts w:ascii="黑体" w:eastAsia="黑体" w:hAnsi="黑体"/>
+          <w:rFonts w:ascii="黑体" w:eastAsia="黑体" w:hAnsi="黑体" w:hint="eastAsia"/>
           <w:color w:val="000000" w:themeColor="text1"/>
         </w:rPr>
       </w:pPr>
@@ -1735,7 +1735,7 @@
       <w:pPr>
         <w:pStyle w:val="3"/>
         <w:rPr>
-          <w:rFonts w:ascii="黑体" w:eastAsia="黑体" w:hAnsi="黑体"/>
+          <w:rFonts w:ascii="黑体" w:eastAsia="黑体" w:hAnsi="黑体" w:hint="eastAsia"/>
           <w:color w:val="000000" w:themeColor="text1"/>
         </w:rPr>
       </w:pPr>
@@ -1806,7 +1806,7 @@
       <w:pPr>
         <w:pStyle w:val="3"/>
         <w:rPr>
-          <w:rFonts w:ascii="黑体" w:eastAsia="黑体" w:hAnsi="黑体"/>
+          <w:rFonts w:ascii="黑体" w:eastAsia="黑体" w:hAnsi="黑体" w:hint="eastAsia"/>
           <w:color w:val="000000" w:themeColor="text1"/>
         </w:rPr>
       </w:pPr>
@@ -1933,7 +1933,7 @@
       <w:pPr>
         <w:pStyle w:val="3"/>
         <w:rPr>
-          <w:rFonts w:ascii="黑体" w:eastAsia="黑体" w:hAnsi="黑体"/>
+          <w:rFonts w:ascii="黑体" w:eastAsia="黑体" w:hAnsi="黑体" w:hint="eastAsia"/>
           <w:color w:val="000000" w:themeColor="text1"/>
         </w:rPr>
       </w:pPr>
@@ -2004,7 +2004,7 @@
       <w:pPr>
         <w:pStyle w:val="3"/>
         <w:rPr>
-          <w:rFonts w:ascii="黑体" w:eastAsia="黑体" w:hAnsi="黑体"/>
+          <w:rFonts w:ascii="黑体" w:eastAsia="黑体" w:hAnsi="黑体" w:hint="eastAsia"/>
           <w:color w:val="000000" w:themeColor="text1"/>
         </w:rPr>
       </w:pPr>
@@ -2076,7 +2076,7 @@
       <w:pPr>
         <w:pStyle w:val="3"/>
         <w:rPr>
-          <w:rFonts w:ascii="黑体" w:eastAsia="黑体" w:hAnsi="黑体"/>
+          <w:rFonts w:ascii="黑体" w:eastAsia="黑体" w:hAnsi="黑体" w:hint="eastAsia"/>
           <w:color w:val="000000" w:themeColor="text1"/>
         </w:rPr>
       </w:pPr>
@@ -2147,7 +2147,7 @@
       <w:pPr>
         <w:pStyle w:val="3"/>
         <w:rPr>
-          <w:rFonts w:ascii="黑体" w:eastAsia="黑体" w:hAnsi="黑体"/>
+          <w:rFonts w:ascii="黑体" w:eastAsia="黑体" w:hAnsi="黑体" w:hint="eastAsia"/>
           <w:color w:val="000000" w:themeColor="text1"/>
         </w:rPr>
       </w:pPr>
@@ -2219,7 +2219,7 @@
       <w:pPr>
         <w:pStyle w:val="3"/>
         <w:rPr>
-          <w:rFonts w:ascii="黑体" w:eastAsia="黑体" w:hAnsi="黑体"/>
+          <w:rFonts w:ascii="黑体" w:eastAsia="黑体" w:hAnsi="黑体" w:hint="eastAsia"/>
           <w:color w:val="000000" w:themeColor="text1"/>
         </w:rPr>
       </w:pPr>
@@ -2290,7 +2290,7 @@
       <w:pPr>
         <w:pStyle w:val="3"/>
         <w:rPr>
-          <w:rFonts w:ascii="黑体" w:eastAsia="黑体" w:hAnsi="黑体"/>
+          <w:rFonts w:ascii="黑体" w:eastAsia="黑体" w:hAnsi="黑体" w:hint="eastAsia"/>
           <w:color w:val="000000" w:themeColor="text1"/>
         </w:rPr>
       </w:pPr>
@@ -2362,7 +2362,7 @@
       <w:pPr>
         <w:pStyle w:val="3"/>
         <w:rPr>
-          <w:rFonts w:ascii="黑体" w:eastAsia="黑体" w:hAnsi="黑体"/>
+          <w:rFonts w:ascii="黑体" w:eastAsia="黑体" w:hAnsi="黑体" w:hint="eastAsia"/>
           <w:color w:val="000000" w:themeColor="text1"/>
         </w:rPr>
       </w:pPr>
@@ -2488,7 +2488,7 @@
       <w:pPr>
         <w:pStyle w:val="3"/>
         <w:rPr>
-          <w:rFonts w:ascii="黑体" w:eastAsia="黑体" w:hAnsi="黑体"/>
+          <w:rFonts w:ascii="黑体" w:eastAsia="黑体" w:hAnsi="黑体" w:hint="eastAsia"/>
           <w:color w:val="000000" w:themeColor="text1"/>
         </w:rPr>
       </w:pPr>
@@ -2560,7 +2560,7 @@
       <w:pPr>
         <w:pStyle w:val="3"/>
         <w:rPr>
-          <w:rFonts w:ascii="黑体" w:eastAsia="黑体" w:hAnsi="黑体"/>
+          <w:rFonts w:ascii="黑体" w:eastAsia="黑体" w:hAnsi="黑体" w:hint="eastAsia"/>
           <w:color w:val="000000" w:themeColor="text1"/>
         </w:rPr>
       </w:pPr>
@@ -2631,7 +2631,7 @@
       <w:pPr>
         <w:pStyle w:val="3"/>
         <w:rPr>
-          <w:rFonts w:ascii="黑体" w:eastAsia="黑体" w:hAnsi="黑体"/>
+          <w:rFonts w:ascii="黑体" w:eastAsia="黑体" w:hAnsi="黑体" w:hint="eastAsia"/>
           <w:color w:val="000000" w:themeColor="text1"/>
         </w:rPr>
       </w:pPr>
@@ -2703,7 +2703,7 @@
       <w:pPr>
         <w:pStyle w:val="3"/>
         <w:rPr>
-          <w:rFonts w:ascii="黑体" w:eastAsia="黑体" w:hAnsi="黑体"/>
+          <w:rFonts w:ascii="黑体" w:eastAsia="黑体" w:hAnsi="黑体" w:hint="eastAsia"/>
           <w:color w:val="000000" w:themeColor="text1"/>
         </w:rPr>
       </w:pPr>
@@ -2774,7 +2774,7 @@
       <w:pPr>
         <w:pStyle w:val="3"/>
         <w:rPr>
-          <w:rFonts w:ascii="黑体" w:eastAsia="黑体" w:hAnsi="黑体"/>
+          <w:rFonts w:ascii="黑体" w:eastAsia="黑体" w:hAnsi="黑体" w:hint="eastAsia"/>
           <w:color w:val="000000" w:themeColor="text1"/>
         </w:rPr>
       </w:pPr>
@@ -2846,7 +2846,7 @@
       <w:pPr>
         <w:pStyle w:val="3"/>
         <w:rPr>
-          <w:rFonts w:ascii="黑体" w:eastAsia="黑体" w:hAnsi="黑体"/>
+          <w:rFonts w:ascii="黑体" w:eastAsia="黑体" w:hAnsi="黑体" w:hint="eastAsia"/>
           <w:color w:val="000000" w:themeColor="text1"/>
         </w:rPr>
       </w:pPr>
@@ -2973,7 +2973,7 @@
       <w:pPr>
         <w:pStyle w:val="3"/>
         <w:rPr>
-          <w:rFonts w:ascii="黑体" w:eastAsia="黑体" w:hAnsi="黑体"/>
+          <w:rFonts w:ascii="黑体" w:eastAsia="黑体" w:hAnsi="黑体" w:hint="eastAsia"/>
           <w:color w:val="000000" w:themeColor="text1"/>
         </w:rPr>
       </w:pPr>
@@ -3045,7 +3045,7 @@
       <w:pPr>
         <w:pStyle w:val="3"/>
         <w:rPr>
-          <w:rFonts w:ascii="黑体" w:eastAsia="黑体" w:hAnsi="黑体"/>
+          <w:rFonts w:ascii="黑体" w:eastAsia="黑体" w:hAnsi="黑体" w:hint="eastAsia"/>
           <w:color w:val="000000" w:themeColor="text1"/>
         </w:rPr>
       </w:pPr>
@@ -3116,7 +3116,7 @@
       <w:pPr>
         <w:pStyle w:val="3"/>
         <w:rPr>
-          <w:rFonts w:ascii="黑体" w:eastAsia="黑体" w:hAnsi="黑体"/>
+          <w:rFonts w:ascii="黑体" w:eastAsia="黑体" w:hAnsi="黑体" w:hint="eastAsia"/>
           <w:color w:val="000000" w:themeColor="text1"/>
         </w:rPr>
       </w:pPr>
@@ -3188,7 +3188,7 @@
       <w:pPr>
         <w:pStyle w:val="3"/>
         <w:rPr>
-          <w:rFonts w:ascii="黑体" w:eastAsia="黑体" w:hAnsi="黑体"/>
+          <w:rFonts w:ascii="黑体" w:eastAsia="黑体" w:hAnsi="黑体" w:hint="eastAsia"/>
           <w:color w:val="000000" w:themeColor="text1"/>
         </w:rPr>
       </w:pPr>
@@ -3315,7 +3315,7 @@
       <w:pPr>
         <w:pStyle w:val="3"/>
         <w:rPr>
-          <w:rFonts w:ascii="黑体" w:eastAsia="黑体" w:hAnsi="黑体"/>
+          <w:rFonts w:ascii="黑体" w:eastAsia="黑体" w:hAnsi="黑体" w:hint="eastAsia"/>
           <w:color w:val="000000" w:themeColor="text1"/>
         </w:rPr>
       </w:pPr>
@@ -3387,7 +3387,7 @@
       <w:pPr>
         <w:pStyle w:val="3"/>
         <w:rPr>
-          <w:rFonts w:ascii="黑体" w:eastAsia="黑体" w:hAnsi="黑体"/>
+          <w:rFonts w:ascii="黑体" w:eastAsia="黑体" w:hAnsi="黑体" w:hint="eastAsia"/>
           <w:color w:val="000000" w:themeColor="text1"/>
         </w:rPr>
       </w:pPr>
@@ -3403,7 +3403,7 @@
       <w:pPr>
         <w:pStyle w:val="3"/>
         <w:rPr>
-          <w:rFonts w:ascii="黑体" w:eastAsia="黑体" w:hAnsi="黑体"/>
+          <w:rFonts w:ascii="黑体" w:eastAsia="黑体" w:hAnsi="黑体" w:hint="eastAsia"/>
           <w:color w:val="000000" w:themeColor="text1"/>
         </w:rPr>
       </w:pPr>
@@ -3419,7 +3419,7 @@
       <w:pPr>
         <w:pStyle w:val="3"/>
         <w:rPr>
-          <w:rFonts w:ascii="黑体" w:eastAsia="黑体" w:hAnsi="黑体"/>
+          <w:rFonts w:ascii="黑体" w:eastAsia="黑体" w:hAnsi="黑体" w:hint="eastAsia"/>
           <w:color w:val="000000" w:themeColor="text1"/>
         </w:rPr>
       </w:pPr>
@@ -3485,7 +3485,7 @@
           <w:color w:val="000000" w:themeColor="text1"/>
         </w:rPr>
         <w:drawing>
-          <wp:inline distT="0" distB="0" distL="0" distR="0" wp14:anchorId="5704BFAD" wp14:editId="546AC0F8">
+          <wp:inline distT="0" distB="0" distL="0" distR="0" wp14:anchorId="5704BFAD" wp14:editId="137F5338">
             <wp:extent cx="5269865" cy="288925"/>
             <wp:effectExtent l="0" t="0" r="6985" b="0"/>
             <wp:docPr id="1983987541" name="图片 46"/>
@@ -3538,7 +3538,7 @@
       <w:pPr>
         <w:pStyle w:val="3"/>
         <w:rPr>
-          <w:rFonts w:ascii="黑体" w:eastAsia="黑体" w:hAnsi="黑体"/>
+          <w:rFonts w:ascii="黑体" w:eastAsia="黑体" w:hAnsi="黑体" w:hint="eastAsia"/>
           <w:color w:val="000000" w:themeColor="text1"/>
         </w:rPr>
       </w:pPr>
@@ -3612,7 +3612,7 @@
           <w:color w:val="000000" w:themeColor="text1"/>
         </w:rPr>
         <w:drawing>
-          <wp:inline distT="0" distB="0" distL="0" distR="0" wp14:anchorId="502B17DD" wp14:editId="432DAFB4">
+          <wp:inline distT="0" distB="0" distL="0" distR="0" wp14:anchorId="502B17DD" wp14:editId="032DEA3A">
             <wp:extent cx="5261610" cy="272415"/>
             <wp:effectExtent l="0" t="0" r="0" b="0"/>
             <wp:docPr id="657750736" name="图片 48"/>
@@ -3665,7 +3665,7 @@
       <w:pPr>
         <w:pStyle w:val="3"/>
         <w:rPr>
-          <w:rFonts w:ascii="黑体" w:eastAsia="黑体" w:hAnsi="黑体"/>
+          <w:rFonts w:ascii="黑体" w:eastAsia="黑体" w:hAnsi="黑体" w:hint="eastAsia"/>
           <w:color w:val="000000" w:themeColor="text1"/>
         </w:rPr>
       </w:pPr>
@@ -3736,7 +3736,7 @@
       <w:pPr>
         <w:pStyle w:val="3"/>
         <w:rPr>
-          <w:rFonts w:ascii="黑体" w:eastAsia="黑体" w:hAnsi="黑体"/>
+          <w:rFonts w:ascii="黑体" w:eastAsia="黑体" w:hAnsi="黑体" w:hint="eastAsia"/>
           <w:color w:val="000000" w:themeColor="text1"/>
         </w:rPr>
       </w:pPr>
@@ -3755,7 +3755,7 @@
           <w:color w:val="000000" w:themeColor="text1"/>
         </w:rPr>
         <w:drawing>
-          <wp:inline distT="0" distB="0" distL="0" distR="0" wp14:anchorId="4F6D67E4" wp14:editId="30F10B70">
+          <wp:inline distT="0" distB="0" distL="0" distR="0" wp14:anchorId="4F6D67E4" wp14:editId="67820CB2">
             <wp:extent cx="5269865" cy="1660525"/>
             <wp:effectExtent l="0" t="0" r="6985" b="0"/>
             <wp:docPr id="2088668049" name="图片 50"/>
@@ -3810,7 +3810,7 @@
           <w:color w:val="000000" w:themeColor="text1"/>
         </w:rPr>
         <w:drawing>
-          <wp:inline distT="0" distB="0" distL="0" distR="0" wp14:anchorId="58479D89" wp14:editId="722135A1">
+          <wp:inline distT="0" distB="0" distL="0" distR="0" wp14:anchorId="58479D89" wp14:editId="2B47407F">
             <wp:extent cx="5261610" cy="753745"/>
             <wp:effectExtent l="0" t="0" r="0" b="8255"/>
             <wp:docPr id="732525032" name="图片 51"/>
@@ -3863,7 +3863,7 @@
       <w:pPr>
         <w:pStyle w:val="3"/>
         <w:rPr>
-          <w:rFonts w:ascii="黑体" w:eastAsia="黑体" w:hAnsi="黑体"/>
+          <w:rFonts w:ascii="黑体" w:eastAsia="黑体" w:hAnsi="黑体" w:hint="eastAsia"/>
           <w:color w:val="000000" w:themeColor="text1"/>
         </w:rPr>
       </w:pPr>
@@ -3937,7 +3937,7 @@
           <w:color w:val="000000" w:themeColor="text1"/>
         </w:rPr>
         <w:drawing>
-          <wp:inline distT="0" distB="0" distL="0" distR="0" wp14:anchorId="43D13BF6" wp14:editId="19DA8C34">
+          <wp:inline distT="0" distB="0" distL="0" distR="0" wp14:anchorId="43D13BF6" wp14:editId="7755A27B">
             <wp:extent cx="5269865" cy="2623185"/>
             <wp:effectExtent l="0" t="0" r="6985" b="5715"/>
             <wp:docPr id="1583045321" name="图片 53"/>
@@ -3990,7 +3990,7 @@
       <w:pPr>
         <w:pStyle w:val="3"/>
         <w:rPr>
-          <w:rFonts w:ascii="黑体" w:eastAsia="黑体" w:hAnsi="黑体"/>
+          <w:rFonts w:ascii="黑体" w:eastAsia="黑体" w:hAnsi="黑体" w:hint="eastAsia"/>
           <w:color w:val="000000" w:themeColor="text1"/>
         </w:rPr>
       </w:pPr>
@@ -4062,7 +4062,7 @@
       <w:pPr>
         <w:pStyle w:val="3"/>
         <w:rPr>
-          <w:rFonts w:ascii="黑体" w:eastAsia="黑体" w:hAnsi="黑体"/>
+          <w:rFonts w:ascii="黑体" w:eastAsia="黑体" w:hAnsi="黑体" w:hint="eastAsia"/>
           <w:color w:val="000000" w:themeColor="text1"/>
         </w:rPr>
       </w:pPr>
@@ -4218,9 +4218,154 @@
       </w:pPr>
       <w:r>
         <w:rPr>
-          <w:rFonts w:ascii="黑体" w:eastAsia="黑体" w:hAnsi="黑体"/>
-          <w:color w:val="000000" w:themeColor="text1"/>
-        </w:rPr>
+          <w:rFonts w:ascii="黑体" w:eastAsia="黑体" w:hAnsi="黑体" w:hint="eastAsia"/>
+          <w:color w:val="000000" w:themeColor="text1"/>
+        </w:rPr>
+        <w:t>限制一个维修人员一天最多派送五单，超过数量后不能再派送</w:t>
+      </w:r>
+    </w:p>
+    <w:p>
+      <w:pPr>
+        <w:pStyle w:val="3"/>
+        <w:rPr>
+          <w:rFonts w:ascii="黑体" w:eastAsia="黑体" w:hAnsi="黑体"/>
+          <w:color w:val="000000" w:themeColor="text1"/>
+        </w:rPr>
+      </w:pPr>
+      <w:r>
+        <w:rPr>
+          <w:rFonts w:ascii="黑体" w:eastAsia="黑体" w:hAnsi="黑体"/>
+          <w:noProof/>
+          <w:color w:val="000000" w:themeColor="text1"/>
+        </w:rPr>
+        <w:drawing>
+          <wp:inline distT="0" distB="0" distL="0" distR="0" wp14:anchorId="7C070BAD" wp14:editId="588C8043">
+            <wp:extent cx="5269865" cy="2975610"/>
+            <wp:effectExtent l="0" t="0" r="6985" b="0"/>
+            <wp:docPr id="1692385578" name="图片 1"/>
+            <wp:cNvGraphicFramePr>
+              <a:graphicFrameLocks xmlns:a="http://schemas.openxmlformats.org/drawingml/2006/main" noChangeAspect="1"/>
+            </wp:cNvGraphicFramePr>
+            <a:graphic xmlns:a="http://schemas.openxmlformats.org/drawingml/2006/main">
+              <a:graphicData uri="http://schemas.openxmlformats.org/drawingml/2006/picture">
+                <pic:pic xmlns:pic="http://schemas.openxmlformats.org/drawingml/2006/picture">
+                  <pic:nvPicPr>
+                    <pic:cNvPr id="0" name="Picture 1"/>
+                    <pic:cNvPicPr>
+                      <a:picLocks noChangeAspect="1" noChangeArrowheads="1"/>
+                    </pic:cNvPicPr>
+                  </pic:nvPicPr>
+                  <pic:blipFill>
+                    <a:blip r:embed="rId65">
+                      <a:extLst>
+                        <a:ext uri="{28A0092B-C50C-407E-A947-70E740481C1C}">
+                          <a14:useLocalDpi xmlns:a14="http://schemas.microsoft.com/office/drawing/2010/main" val="0"/>
+                        </a:ext>
+                      </a:extLst>
+                    </a:blip>
+                    <a:srcRect/>
+                    <a:stretch>
+                      <a:fillRect/>
+                    </a:stretch>
+                  </pic:blipFill>
+                  <pic:spPr bwMode="auto">
+                    <a:xfrm>
+                      <a:off x="0" y="0"/>
+                      <a:ext cx="5269865" cy="2975610"/>
+                    </a:xfrm>
+                    <a:prstGeom prst="rect">
+                      <a:avLst/>
+                    </a:prstGeom>
+                    <a:noFill/>
+                    <a:ln>
+                      <a:noFill/>
+                    </a:ln>
+                  </pic:spPr>
+                </pic:pic>
+              </a:graphicData>
+            </a:graphic>
+          </wp:inline>
+        </w:drawing>
+      </w:r>
+    </w:p>
+    <w:p>
+      <w:pPr>
+        <w:pStyle w:val="3"/>
+        <w:rPr>
+          <w:rFonts w:ascii="黑体" w:eastAsia="黑体" w:hAnsi="黑体"/>
+          <w:color w:val="000000" w:themeColor="text1"/>
+        </w:rPr>
+      </w:pPr>
+      <w:r>
+        <w:rPr>
+          <w:rFonts w:ascii="黑体" w:eastAsia="黑体" w:hAnsi="黑体"/>
+          <w:noProof/>
+          <w:color w:val="000000" w:themeColor="text1"/>
+        </w:rPr>
+        <w:drawing>
+          <wp:inline distT="0" distB="0" distL="0" distR="0" wp14:anchorId="56ED679F" wp14:editId="647FC997">
+            <wp:extent cx="3096260" cy="802005"/>
+            <wp:effectExtent l="0" t="0" r="8890" b="0"/>
+            <wp:docPr id="1023144249" name="图片 2"/>
+            <wp:cNvGraphicFramePr>
+              <a:graphicFrameLocks xmlns:a="http://schemas.openxmlformats.org/drawingml/2006/main" noChangeAspect="1"/>
+            </wp:cNvGraphicFramePr>
+            <a:graphic xmlns:a="http://schemas.openxmlformats.org/drawingml/2006/main">
+              <a:graphicData uri="http://schemas.openxmlformats.org/drawingml/2006/picture">
+                <pic:pic xmlns:pic="http://schemas.openxmlformats.org/drawingml/2006/picture">
+                  <pic:nvPicPr>
+                    <pic:cNvPr id="0" name="Picture 2"/>
+                    <pic:cNvPicPr>
+                      <a:picLocks noChangeAspect="1" noChangeArrowheads="1"/>
+                    </pic:cNvPicPr>
+                  </pic:nvPicPr>
+                  <pic:blipFill>
+                    <a:blip r:embed="rId66">
+                      <a:extLst>
+                        <a:ext uri="{28A0092B-C50C-407E-A947-70E740481C1C}">
+                          <a14:useLocalDpi xmlns:a14="http://schemas.microsoft.com/office/drawing/2010/main" val="0"/>
+                        </a:ext>
+                      </a:extLst>
+                    </a:blip>
+                    <a:srcRect/>
+                    <a:stretch>
+                      <a:fillRect/>
+                    </a:stretch>
+                  </pic:blipFill>
+                  <pic:spPr bwMode="auto">
+                    <a:xfrm>
+                      <a:off x="0" y="0"/>
+                      <a:ext cx="3096260" cy="802005"/>
+                    </a:xfrm>
+                    <a:prstGeom prst="rect">
+                      <a:avLst/>
+                    </a:prstGeom>
+                    <a:noFill/>
+                    <a:ln>
+                      <a:noFill/>
+                    </a:ln>
+                  </pic:spPr>
+                </pic:pic>
+              </a:graphicData>
+            </a:graphic>
+          </wp:inline>
+        </w:drawing>
+      </w:r>
+    </w:p>
+    <w:p>
+      <w:pPr>
+        <w:pStyle w:val="3"/>
+        <w:rPr>
+          <w:rFonts w:ascii="黑体" w:eastAsia="黑体" w:hAnsi="黑体" w:hint="eastAsia"/>
+          <w:color w:val="000000" w:themeColor="text1"/>
+        </w:rPr>
+      </w:pPr>
+      <w:r>
+        <w:rPr>
+          <w:rFonts w:ascii="黑体" w:eastAsia="黑体" w:hAnsi="黑体"/>
+          <w:color w:val="000000" w:themeColor="text1"/>
+        </w:rPr>
+        <w:lastRenderedPageBreak/>
         <w:t>个人中心可以查看信息</w:t>
       </w:r>
     </w:p>
@@ -4228,7 +4373,7 @@
       <w:pPr>
         <w:pStyle w:val="3"/>
         <w:rPr>
-          <w:rFonts w:ascii="黑体" w:eastAsia="黑体" w:hAnsi="黑体"/>
+          <w:rFonts w:ascii="黑体" w:eastAsia="黑体" w:hAnsi="黑体" w:hint="eastAsia"/>
           <w:color w:val="000000" w:themeColor="text1"/>
         </w:rPr>
       </w:pPr>
@@ -4256,7 +4401,7 @@
                     </pic:cNvPicPr>
                   </pic:nvPicPr>
                   <pic:blipFill>
-                    <a:blip r:embed="rId65">
+                    <a:blip r:embed="rId67">
                       <a:extLst>
                         <a:ext uri="{28A0092B-C50C-407E-A947-70E740481C1C}">
                           <a14:useLocalDpi xmlns:a14="http://schemas.microsoft.com/office/drawing/2010/main" val="0"/>
@@ -4301,7 +4446,6 @@
           <w:rFonts w:ascii="黑体" w:eastAsia="黑体" w:hAnsi="黑体"/>
           <w:color w:val="000000" w:themeColor="text1"/>
         </w:rPr>
-        <w:lastRenderedPageBreak/>
         <w:t>可以更改姓名和联系电话</w:t>
       </w:r>
       <w:r>
@@ -4328,7 +4472,7 @@
                     </pic:cNvPicPr>
                   </pic:nvPicPr>
                   <pic:blipFill>
-                    <a:blip r:embed="rId66">
+                    <a:blip r:embed="rId68">
                       <a:extLst>
                         <a:ext uri="{28A0092B-C50C-407E-A947-70E740481C1C}">
                           <a14:useLocalDpi xmlns:a14="http://schemas.microsoft.com/office/drawing/2010/main" val="0"/>
